--- a/soet-qp/assets/template.docx
+++ b/soet-qp/assets/template.docx
@@ -433,28 +433,25 @@
           <w:rFonts w:ascii="Georgia" w:hAnsi="Georgia" w:eastAsia="Georgia"/>
           <w:sz w:val="24"/>
         </w:rPr>
-        <w:t>COMPREHENSIVE</w:t>
+        <w:t>{{EXAMTITLE}}</w:t>
       </w:r>
       <w:r>
         <w:rPr>
           <w:rFonts w:ascii="Georgia" w:hAnsi="Georgia" w:eastAsia="Georgia"/>
           <w:sz w:val="24"/>
         </w:rPr>
-        <w:t xml:space="preserve"> </w:t>
       </w:r>
       <w:r>
         <w:rPr>
           <w:rFonts w:ascii="Georgia" w:hAnsi="Georgia" w:eastAsia="Georgia"/>
           <w:sz w:val="24"/>
         </w:rPr>
-        <w:t xml:space="preserve">SEMESTER </w:t>
       </w:r>
       <w:r>
         <w:rPr>
           <w:rFonts w:ascii="Georgia" w:hAnsi="Georgia" w:eastAsia="Georgia"/>
           <w:sz w:val="24"/>
         </w:rPr>
-        <w:t>EXAMINATION</w:t>
       </w:r>
     </w:p>
     <w:p>
